--- a/ASPD/Avdhut Madhavi C60 TU3S2627005 Exp9.docx
+++ b/ASPD/Avdhut Madhavi C60 TU3S2627005 Exp9.docx
@@ -621,7 +621,6 @@
           <w:szCs w:val="24"/>
         </w:rPr>
       </w:pPr>
-      <w:proofErr w:type="gramStart"/>
       <w:r>
         <w:rPr>
           <w:rFonts w:ascii="Times New Roman" w:hAnsi="Times New Roman" w:cs="Times New Roman"/>
@@ -629,17 +628,7 @@
           <w:sz w:val="24"/>
           <w:szCs w:val="24"/>
         </w:rPr>
-        <w:t>Observation :</w:t>
-      </w:r>
-      <w:proofErr w:type="gramEnd"/>
-      <w:r>
-        <w:rPr>
-          <w:rFonts w:ascii="Times New Roman" w:hAnsi="Times New Roman" w:cs="Times New Roman"/>
-          <w:color w:val="auto"/>
-          <w:sz w:val="24"/>
-          <w:szCs w:val="24"/>
-        </w:rPr>
-        <w:t xml:space="preserve"> </w:t>
+        <w:t xml:space="preserve">Observation : </w:t>
       </w:r>
       <w:r>
         <w:rPr>
@@ -975,23 +964,13 @@
           <w:szCs w:val="24"/>
         </w:rPr>
       </w:pPr>
-      <w:proofErr w:type="spellStart"/>
       <w:r>
         <w:rPr>
           <w:rFonts w:cs="Times New Roman"/>
           <w:sz w:val="24"/>
           <w:szCs w:val="24"/>
         </w:rPr>
-        <w:t>df</w:t>
-      </w:r>
-      <w:proofErr w:type="spellEnd"/>
-      <w:r>
-        <w:rPr>
-          <w:rFonts w:cs="Times New Roman"/>
-          <w:sz w:val="24"/>
-          <w:szCs w:val="24"/>
-        </w:rPr>
-        <w:t xml:space="preserve"> = 19</w:t>
+        <w:t>df = 19</w:t>
       </w:r>
       <w:r>
         <w:rPr>
@@ -1125,7 +1104,6 @@
         </w:rPr>
         <w:t>mean of x</w:t>
       </w:r>
-      <w:proofErr w:type="gramStart"/>
       <w:r>
         <w:rPr>
           <w:rFonts w:cs="Times New Roman"/>
@@ -1135,11 +1113,7 @@
         <w:t xml:space="preserve">: </w:t>
       </w:r>
       <w:r>
-        <w:t>:</w:t>
-      </w:r>
-      <w:proofErr w:type="gramEnd"/>
-      <w:r>
-        <w:t xml:space="preserve"> 63.45</w:t>
+        <w:t>: 63.45</w:t>
       </w:r>
       <w:r>
         <w:rPr>
@@ -1425,41 +1399,13 @@
         </w:rPr>
         <w:t xml:space="preserve">The </w:t>
       </w:r>
-      <w:proofErr w:type="spellStart"/>
       <w:r>
         <w:rPr>
           <w:rStyle w:val="HTMLCode"/>
           <w:rFonts w:ascii="Times New Roman" w:hAnsi="Times New Roman" w:cs="Times New Roman"/>
           <w:sz w:val="22"/>
         </w:rPr>
-        <w:t>t.</w:t>
-      </w:r>
-      <w:proofErr w:type="gramStart"/>
-      <w:r>
-        <w:rPr>
-          <w:rStyle w:val="HTMLCode"/>
-          <w:rFonts w:ascii="Times New Roman" w:hAnsi="Times New Roman" w:cs="Times New Roman"/>
-          <w:sz w:val="22"/>
-        </w:rPr>
-        <w:t>test</w:t>
-      </w:r>
-      <w:proofErr w:type="spellEnd"/>
-      <w:r>
-        <w:rPr>
-          <w:rStyle w:val="HTMLCode"/>
-          <w:rFonts w:ascii="Times New Roman" w:hAnsi="Times New Roman" w:cs="Times New Roman"/>
-          <w:sz w:val="22"/>
-        </w:rPr>
-        <w:t>(</w:t>
-      </w:r>
-      <w:proofErr w:type="gramEnd"/>
-      <w:r>
-        <w:rPr>
-          <w:rStyle w:val="HTMLCode"/>
-          <w:rFonts w:ascii="Times New Roman" w:hAnsi="Times New Roman" w:cs="Times New Roman"/>
-          <w:sz w:val="22"/>
-        </w:rPr>
-        <w:t>)</w:t>
+        <w:t>t.test()</w:t>
       </w:r>
       <w:r>
         <w:rPr>
@@ -1664,41 +1610,13 @@
         </w:rPr>
         <w:t xml:space="preserve"> mean in </w:t>
       </w:r>
-      <w:proofErr w:type="spellStart"/>
       <w:r>
         <w:rPr>
           <w:rStyle w:val="HTMLCode"/>
           <w:rFonts w:ascii="Times New Roman" w:hAnsi="Times New Roman" w:cs="Times New Roman"/>
           <w:sz w:val="22"/>
         </w:rPr>
-        <w:t>t.</w:t>
-      </w:r>
-      <w:proofErr w:type="gramStart"/>
-      <w:r>
-        <w:rPr>
-          <w:rStyle w:val="HTMLCode"/>
-          <w:rFonts w:ascii="Times New Roman" w:hAnsi="Times New Roman" w:cs="Times New Roman"/>
-          <w:sz w:val="22"/>
-        </w:rPr>
-        <w:t>test</w:t>
-      </w:r>
-      <w:proofErr w:type="spellEnd"/>
-      <w:r>
-        <w:rPr>
-          <w:rStyle w:val="HTMLCode"/>
-          <w:rFonts w:ascii="Times New Roman" w:hAnsi="Times New Roman" w:cs="Times New Roman"/>
-          <w:sz w:val="22"/>
-        </w:rPr>
-        <w:t>(</w:t>
-      </w:r>
-      <w:proofErr w:type="gramEnd"/>
-      <w:r>
-        <w:rPr>
-          <w:rStyle w:val="HTMLCode"/>
-          <w:rFonts w:ascii="Times New Roman" w:hAnsi="Times New Roman" w:cs="Times New Roman"/>
-          <w:sz w:val="22"/>
-        </w:rPr>
-        <w:t>)</w:t>
+        <w:t>t.test()</w:t>
       </w:r>
       <w:r>
         <w:rPr>
@@ -1812,37 +1730,12 @@
           <w:sz w:val="24"/>
         </w:rPr>
       </w:pPr>
-      <w:proofErr w:type="gramStart"/>
       <w:r>
         <w:rPr>
           <w:rFonts w:cs="Times New Roman"/>
           <w:sz w:val="24"/>
         </w:rPr>
-        <w:t>\[</w:t>
-      </w:r>
-      <w:proofErr w:type="gramEnd"/>
-      <w:r>
-        <w:rPr>
-          <w:rFonts w:cs="Times New Roman"/>
-          <w:sz w:val="24"/>
-        </w:rPr>
-        <w:t xml:space="preserve"> </w:t>
-      </w:r>
-      <w:proofErr w:type="spellStart"/>
-      <w:r>
-        <w:rPr>
-          <w:rFonts w:cs="Times New Roman"/>
-          <w:sz w:val="24"/>
-        </w:rPr>
-        <w:t>df</w:t>
-      </w:r>
-      <w:proofErr w:type="spellEnd"/>
-      <w:r>
-        <w:rPr>
-          <w:rFonts w:cs="Times New Roman"/>
-          <w:sz w:val="24"/>
-        </w:rPr>
-        <w:t xml:space="preserve"> = n - 1 \]</w:t>
+        <w:t>\[ df = n - 1 \]</w:t>
       </w:r>
     </w:p>
     <w:p>
@@ -1856,29 +1749,7 @@
         <w:rPr>
           <w:sz w:val="28"/>
         </w:rPr>
-        <w:t xml:space="preserve">For 20 students, </w:t>
-      </w:r>
-      <w:proofErr w:type="gramStart"/>
-      <w:r>
-        <w:rPr>
-          <w:sz w:val="28"/>
-        </w:rPr>
-        <w:t>\(</w:t>
-      </w:r>
-      <w:proofErr w:type="spellStart"/>
-      <w:proofErr w:type="gramEnd"/>
-      <w:r>
-        <w:rPr>
-          <w:sz w:val="28"/>
-        </w:rPr>
-        <w:t>df</w:t>
-      </w:r>
-      <w:proofErr w:type="spellEnd"/>
-      <w:r>
-        <w:rPr>
-          <w:sz w:val="28"/>
-        </w:rPr>
-        <w:t xml:space="preserve"> = 20 - 1 = 19\).</w:t>
+        <w:t>For 20 students, \(df = 20 - 1 = 19\).</w:t>
       </w:r>
     </w:p>
     <w:p>
@@ -1908,23 +1779,13 @@
         </w:rPr>
         <w:t xml:space="preserve">The </w:t>
       </w:r>
-      <w:proofErr w:type="gramStart"/>
       <w:r>
         <w:rPr>
           <w:rStyle w:val="HTMLCode"/>
           <w:rFonts w:ascii="Times New Roman" w:hAnsi="Times New Roman" w:cs="Times New Roman"/>
           <w:sz w:val="24"/>
         </w:rPr>
-        <w:t>read.csv(</w:t>
-      </w:r>
-      <w:proofErr w:type="gramEnd"/>
-      <w:r>
-        <w:rPr>
-          <w:rStyle w:val="HTMLCode"/>
-          <w:rFonts w:ascii="Times New Roman" w:hAnsi="Times New Roman" w:cs="Times New Roman"/>
-          <w:sz w:val="24"/>
-        </w:rPr>
-        <w:t>)</w:t>
+        <w:t>read.csv()</w:t>
       </w:r>
       <w:r>
         <w:rPr>
@@ -1977,23 +1838,13 @@
         </w:rPr>
         <w:t xml:space="preserve">The </w:t>
       </w:r>
-      <w:proofErr w:type="gramStart"/>
       <w:r>
         <w:rPr>
           <w:rStyle w:val="HTMLCode"/>
           <w:rFonts w:ascii="Times New Roman" w:hAnsi="Times New Roman" w:cs="Times New Roman"/>
           <w:sz w:val="22"/>
         </w:rPr>
-        <w:t>mean(</w:t>
-      </w:r>
-      <w:proofErr w:type="gramEnd"/>
-      <w:r>
-        <w:rPr>
-          <w:rStyle w:val="HTMLCode"/>
-          <w:rFonts w:ascii="Times New Roman" w:hAnsi="Times New Roman" w:cs="Times New Roman"/>
-          <w:sz w:val="22"/>
-        </w:rPr>
-        <w:t>)</w:t>
+        <w:t>mean()</w:t>
       </w:r>
       <w:r>
         <w:rPr>
@@ -2046,33 +1897,13 @@
         </w:rPr>
         <w:t xml:space="preserve">The </w:t>
       </w:r>
-      <w:proofErr w:type="spellStart"/>
-      <w:proofErr w:type="gramStart"/>
       <w:r>
         <w:rPr>
           <w:rStyle w:val="HTMLCode"/>
           <w:rFonts w:ascii="Times New Roman" w:hAnsi="Times New Roman" w:cs="Times New Roman"/>
           <w:sz w:val="22"/>
         </w:rPr>
-        <w:t>sd</w:t>
-      </w:r>
-      <w:proofErr w:type="spellEnd"/>
-      <w:r>
-        <w:rPr>
-          <w:rStyle w:val="HTMLCode"/>
-          <w:rFonts w:ascii="Times New Roman" w:hAnsi="Times New Roman" w:cs="Times New Roman"/>
-          <w:sz w:val="22"/>
-        </w:rPr>
-        <w:t>(</w:t>
-      </w:r>
-      <w:proofErr w:type="gramEnd"/>
-      <w:r>
-        <w:rPr>
-          <w:rStyle w:val="HTMLCode"/>
-          <w:rFonts w:ascii="Times New Roman" w:hAnsi="Times New Roman" w:cs="Times New Roman"/>
-          <w:sz w:val="22"/>
-        </w:rPr>
-        <w:t>)</w:t>
+        <w:t>sd()</w:t>
       </w:r>
       <w:r>
         <w:rPr>
@@ -2089,23 +1920,13 @@
           <w:sz w:val="22"/>
         </w:rPr>
       </w:pPr>
-      <w:proofErr w:type="spellStart"/>
       <w:r>
         <w:rPr>
           <w:rStyle w:val="HTMLCode"/>
           <w:rFonts w:ascii="Times New Roman" w:hAnsi="Times New Roman" w:cs="Times New Roman"/>
           <w:sz w:val="22"/>
         </w:rPr>
-        <w:t>sd</w:t>
-      </w:r>
-      <w:proofErr w:type="spellEnd"/>
-      <w:r>
-        <w:rPr>
-          <w:rStyle w:val="HTMLCode"/>
-          <w:rFonts w:ascii="Times New Roman" w:hAnsi="Times New Roman" w:cs="Times New Roman"/>
-          <w:sz w:val="22"/>
-        </w:rPr>
-        <w:t>(marks)</w:t>
+        <w:t>sd(marks)</w:t>
       </w:r>
     </w:p>
     <w:p>
@@ -2334,41 +2155,13 @@
         </w:rPr>
         <w:t xml:space="preserve">Q23. What is the default confidence level in </w:t>
       </w:r>
-      <w:proofErr w:type="spellStart"/>
       <w:r>
         <w:rPr>
           <w:rStyle w:val="HTMLCode"/>
           <w:rFonts w:ascii="Times New Roman" w:hAnsi="Times New Roman" w:cs="Times New Roman"/>
           <w:sz w:val="22"/>
         </w:rPr>
-        <w:t>t.</w:t>
-      </w:r>
-      <w:proofErr w:type="gramStart"/>
-      <w:r>
-        <w:rPr>
-          <w:rStyle w:val="HTMLCode"/>
-          <w:rFonts w:ascii="Times New Roman" w:hAnsi="Times New Roman" w:cs="Times New Roman"/>
-          <w:sz w:val="22"/>
-        </w:rPr>
-        <w:t>test</w:t>
-      </w:r>
-      <w:proofErr w:type="spellEnd"/>
-      <w:r>
-        <w:rPr>
-          <w:rStyle w:val="HTMLCode"/>
-          <w:rFonts w:ascii="Times New Roman" w:hAnsi="Times New Roman" w:cs="Times New Roman"/>
-          <w:sz w:val="22"/>
-        </w:rPr>
-        <w:t>(</w:t>
-      </w:r>
-      <w:proofErr w:type="gramEnd"/>
-      <w:r>
-        <w:rPr>
-          <w:rStyle w:val="HTMLCode"/>
-          <w:rFonts w:ascii="Times New Roman" w:hAnsi="Times New Roman" w:cs="Times New Roman"/>
-          <w:sz w:val="22"/>
-        </w:rPr>
-        <w:t>)</w:t>
+        <w:t>t.test()</w:t>
       </w:r>
       <w:r>
         <w:rPr>
@@ -2455,41 +2248,13 @@
           <w:sz w:val="22"/>
         </w:rPr>
       </w:pPr>
-      <w:proofErr w:type="spellStart"/>
       <w:r>
         <w:rPr>
           <w:rStyle w:val="HTMLCode"/>
           <w:rFonts w:ascii="Times New Roman" w:hAnsi="Times New Roman" w:cs="Times New Roman"/>
           <w:sz w:val="22"/>
         </w:rPr>
-        <w:t>t.</w:t>
-      </w:r>
-      <w:proofErr w:type="gramStart"/>
-      <w:r>
-        <w:rPr>
-          <w:rStyle w:val="HTMLCode"/>
-          <w:rFonts w:ascii="Times New Roman" w:hAnsi="Times New Roman" w:cs="Times New Roman"/>
-          <w:sz w:val="22"/>
-        </w:rPr>
-        <w:t>test</w:t>
-      </w:r>
-      <w:proofErr w:type="spellEnd"/>
-      <w:r>
-        <w:rPr>
-          <w:rStyle w:val="HTMLCode"/>
-          <w:rFonts w:ascii="Times New Roman" w:hAnsi="Times New Roman" w:cs="Times New Roman"/>
-          <w:sz w:val="22"/>
-        </w:rPr>
-        <w:t>(</w:t>
-      </w:r>
-      <w:proofErr w:type="gramEnd"/>
-      <w:r>
-        <w:rPr>
-          <w:rStyle w:val="HTMLCode"/>
-          <w:rFonts w:ascii="Times New Roman" w:hAnsi="Times New Roman" w:cs="Times New Roman"/>
-          <w:sz w:val="22"/>
-        </w:rPr>
-        <w:t>marks, mu = 60, alternative = "greater")</w:t>
+        <w:t>t.test(marks, mu = 60, alternative = "greater")</w:t>
       </w:r>
     </w:p>
     <w:p>
@@ -2514,41 +2279,13 @@
           <w:sz w:val="22"/>
         </w:rPr>
       </w:pPr>
-      <w:proofErr w:type="spellStart"/>
       <w:r>
         <w:rPr>
           <w:rStyle w:val="HTMLCode"/>
           <w:rFonts w:ascii="Times New Roman" w:hAnsi="Times New Roman" w:cs="Times New Roman"/>
           <w:sz w:val="22"/>
         </w:rPr>
-        <w:t>t.</w:t>
-      </w:r>
-      <w:proofErr w:type="gramStart"/>
-      <w:r>
-        <w:rPr>
-          <w:rStyle w:val="HTMLCode"/>
-          <w:rFonts w:ascii="Times New Roman" w:hAnsi="Times New Roman" w:cs="Times New Roman"/>
-          <w:sz w:val="22"/>
-        </w:rPr>
-        <w:t>test</w:t>
-      </w:r>
-      <w:proofErr w:type="spellEnd"/>
-      <w:r>
-        <w:rPr>
-          <w:rStyle w:val="HTMLCode"/>
-          <w:rFonts w:ascii="Times New Roman" w:hAnsi="Times New Roman" w:cs="Times New Roman"/>
-          <w:sz w:val="22"/>
-        </w:rPr>
-        <w:t>(</w:t>
-      </w:r>
-      <w:proofErr w:type="gramEnd"/>
-      <w:r>
-        <w:rPr>
-          <w:rStyle w:val="HTMLCode"/>
-          <w:rFonts w:ascii="Times New Roman" w:hAnsi="Times New Roman" w:cs="Times New Roman"/>
-          <w:sz w:val="22"/>
-        </w:rPr>
-        <w:t>marks, mu = 60, alternative = "less")</w:t>
+        <w:t>t.test(marks, mu = 60, alternative = "less")</w:t>
       </w:r>
     </w:p>
     <w:p>
@@ -2582,37 +2319,80 @@
     </w:p>
     <w:p>
       <w:pPr>
-        <w:numPr>
-          <w:ilvl w:val="0"/>
-          <w:numId w:val="11"/>
-        </w:numPr>
-        <w:spacing w:before="100" w:beforeAutospacing="1" w:after="100" w:afterAutospacing="1" w:line="240" w:lineRule="auto"/>
-        <w:rPr>
-          <w:rFonts w:eastAsia="Times New Roman" w:cs="Times New Roman"/>
-          <w:sz w:val="24"/>
-          <w:szCs w:val="24"/>
+        <w:pStyle w:val="NormalWeb"/>
+        <w:rPr>
+          <w:sz w:val="28"/>
+        </w:rPr>
+      </w:pPr>
+    </w:p>
+    <w:p>
+      <w:pPr>
+        <w:pStyle w:val="NormalWeb"/>
+        <w:rPr>
+          <w:sz w:val="28"/>
         </w:rPr>
       </w:pPr>
       <w:r>
         <w:rPr>
-          <w:rFonts w:eastAsia="Times New Roman" w:cs="Times New Roman"/>
-          <w:sz w:val="24"/>
-          <w:szCs w:val="24"/>
-        </w:rPr>
-        <w:t xml:space="preserve">What is the conclusion of a t-test based on the p-value? </w:t>
+          <w:noProof/>
+        </w:rPr>
+        <w:drawing>
+          <wp:inline distT="0" distB="0" distL="0" distR="0" wp14:anchorId="684BDD3F" wp14:editId="0A770AFE">
+            <wp:extent cx="4936775" cy="5422739"/>
+            <wp:effectExtent l="0" t="0" r="0" b="6985"/>
+            <wp:docPr id="734075979" name="Picture 1" descr="The image shows a notebook page filled with handwritten notes detailing various statistical tests, including one-sample t-tests and paired t-tests, along with their respective formulas and explanations.&#10;&#10;AI-generated content may be incorrect."/>
+            <wp:cNvGraphicFramePr>
+              <a:graphicFrameLocks xmlns:a="http://schemas.openxmlformats.org/drawingml/2006/main" noChangeAspect="1"/>
+            </wp:cNvGraphicFramePr>
+            <a:graphic xmlns:a="http://schemas.openxmlformats.org/drawingml/2006/main">
+              <a:graphicData uri="http://schemas.openxmlformats.org/drawingml/2006/picture">
+                <pic:pic xmlns:pic="http://schemas.openxmlformats.org/drawingml/2006/picture">
+                  <pic:nvPicPr>
+                    <pic:cNvPr id="734075979" name="Picture 1" descr="The image shows a notebook page filled with handwritten notes detailing various statistical tests, including one-sample t-tests and paired t-tests, along with their respective formulas and explanations.&#10;&#10;AI-generated content may be incorrect."/>
+                    <pic:cNvPicPr>
+                      <a:picLocks noChangeAspect="1" noChangeArrowheads="1"/>
+                    </pic:cNvPicPr>
+                  </pic:nvPicPr>
+                  <pic:blipFill rotWithShape="1">
+                    <a:blip r:embed="rId11">
+                      <a:extLst>
+                        <a:ext uri="{28A0092B-C50C-407E-A947-70E740481C1C}">
+                          <a14:useLocalDpi xmlns:a14="http://schemas.microsoft.com/office/drawing/2010/main" val="0"/>
+                        </a:ext>
+                      </a:extLst>
+                    </a:blip>
+                    <a:srcRect t="17471" b="20749"/>
+                    <a:stretch>
+                      <a:fillRect/>
+                    </a:stretch>
+                  </pic:blipFill>
+                  <pic:spPr bwMode="auto">
+                    <a:xfrm>
+                      <a:off x="0" y="0"/>
+                      <a:ext cx="4937125" cy="5423124"/>
+                    </a:xfrm>
+                    <a:prstGeom prst="rect">
+                      <a:avLst/>
+                    </a:prstGeom>
+                    <a:noFill/>
+                    <a:ln>
+                      <a:noFill/>
+                    </a:ln>
+                    <a:extLst>
+                      <a:ext uri="{53640926-AAD7-44D8-BBD7-CCE9431645EC}">
+                        <a14:shadowObscured xmlns:a14="http://schemas.microsoft.com/office/drawing/2010/main"/>
+                      </a:ext>
+                    </a:extLst>
+                  </pic:spPr>
+                </pic:pic>
+              </a:graphicData>
+            </a:graphic>
+          </wp:inline>
+        </w:drawing>
       </w:r>
     </w:p>
-    <w:p>
-      <w:pPr>
-        <w:rPr>
-          <w:rFonts w:cs="Times New Roman"/>
-          <w:sz w:val="24"/>
-          <w:szCs w:val="24"/>
-        </w:rPr>
-      </w:pPr>
-    </w:p>
     <w:sectPr>
-      <w:footerReference w:type="default" r:id="rId11"/>
+      <w:footerReference w:type="default" r:id="rId12"/>
       <w:pgSz w:w="12240" w:h="15840"/>
       <w:pgMar w:top="1008" w:right="1152" w:bottom="1008" w:left="1152" w:header="720" w:footer="720" w:gutter="0"/>
       <w:cols w:space="720"/>
@@ -14738,7 +14518,6 @@
     <w:name w:val="Normal (Web)"/>
     <w:basedOn w:val="Normal"/>
     <w:uiPriority w:val="99"/>
-    <w:semiHidden/>
     <w:unhideWhenUsed/>
     <w:rsid w:val="00474D70"/>
     <w:pPr>
